--- a/Project report_Dec2024_Jenkins-Muhammad_v5.docx
+++ b/Project report_Dec2024_Jenkins-Muhammad_v5.docx
@@ -1077,28 +1077,33 @@
         </w:rPr>
         <w:t xml:space="preserve">All code is available with readmes on </w:t>
       </w:r>
-      <w:proofErr w:type="spellStart"/>
       <w:r>
         <w:rPr>
           <w:lang w:val="en-GB"/>
         </w:rPr>
-        <w:t>Github</w:t>
-      </w:r>
-      <w:proofErr w:type="spellEnd"/>
+        <w:t>GitHub</w:t>
+      </w:r>
       <w:r>
         <w:rPr>
           <w:lang w:val="en-GB"/>
         </w:rPr>
         <w:t xml:space="preserve">: </w:t>
       </w:r>
-      <w:proofErr w:type="spellStart"/>
+      <w:hyperlink r:id="rId10" w:history="1">
+        <w:r>
+          <w:rPr>
+            <w:rStyle w:val="Hyperlink"/>
+            <w:lang w:val="en-GB"/>
+          </w:rPr>
+          <w:t>https://github.com/vharg/Eruption-Source-Parameters/tree/main</w:t>
+        </w:r>
+      </w:hyperlink>
       <w:r>
         <w:rPr>
           <w:lang w:val="en-GB"/>
         </w:rPr>
-        <w:t>xxxurlxxx</w:t>
-      </w:r>
-      <w:proofErr w:type="spellEnd"/>
+        <w:t xml:space="preserve"> </w:t>
+      </w:r>
     </w:p>
     <w:p>
       <w:pPr>
@@ -1409,7 +1414,7 @@
                     <pic:cNvPicPr/>
                   </pic:nvPicPr>
                   <pic:blipFill>
-                    <a:blip r:embed="rId10" cstate="print">
+                    <a:blip r:embed="rId11" cstate="print">
                       <a:extLst>
                         <a:ext uri="{28A0092B-C50C-407E-A947-70E740481C1C}">
                           <a14:useLocalDpi xmlns:a14="http://schemas.microsoft.com/office/drawing/2010/main" val="0"/>
@@ -1485,7 +1490,7 @@
                     <pic:cNvPicPr/>
                   </pic:nvPicPr>
                   <pic:blipFill>
-                    <a:blip r:embed="rId11">
+                    <a:blip r:embed="rId12">
                       <a:extLst>
                         <a:ext uri="{28A0092B-C50C-407E-A947-70E740481C1C}">
                           <a14:useLocalDpi xmlns:a14="http://schemas.microsoft.com/office/drawing/2010/main" val="0"/>
@@ -2584,7 +2589,7 @@
                     </pic:cNvPicPr>
                   </pic:nvPicPr>
                   <pic:blipFill rotWithShape="1">
-                    <a:blip r:embed="rId12" cstate="print">
+                    <a:blip r:embed="rId13" cstate="print">
                       <a:extLst>
                         <a:ext uri="{28A0092B-C50C-407E-A947-70E740481C1C}">
                           <a14:useLocalDpi xmlns:a14="http://schemas.microsoft.com/office/drawing/2010/main" val="0"/>
@@ -2648,7 +2653,7 @@
                     </pic:cNvPicPr>
                   </pic:nvPicPr>
                   <pic:blipFill>
-                    <a:blip r:embed="rId13">
+                    <a:blip r:embed="rId14">
                       <a:extLst>
                         <a:ext uri="{28A0092B-C50C-407E-A947-70E740481C1C}">
                           <a14:useLocalDpi xmlns:a14="http://schemas.microsoft.com/office/drawing/2010/main" val="0"/>
@@ -2952,7 +2957,7 @@
                     </pic:cNvPicPr>
                   </pic:nvPicPr>
                   <pic:blipFill>
-                    <a:blip r:embed="rId14">
+                    <a:blip r:embed="rId15">
                       <a:extLst>
                         <a:ext uri="{28A0092B-C50C-407E-A947-70E740481C1C}">
                           <a14:useLocalDpi xmlns:a14="http://schemas.microsoft.com/office/drawing/2010/main" val="0"/>
@@ -3012,7 +3017,7 @@
                     </pic:cNvPicPr>
                   </pic:nvPicPr>
                   <pic:blipFill>
-                    <a:blip r:embed="rId15">
+                    <a:blip r:embed="rId16">
                       <a:extLst>
                         <a:ext uri="{28A0092B-C50C-407E-A947-70E740481C1C}">
                           <a14:useLocalDpi xmlns:a14="http://schemas.microsoft.com/office/drawing/2010/main" val="0"/>
@@ -3271,7 +3276,7 @@
                     </pic:cNvPicPr>
                   </pic:nvPicPr>
                   <pic:blipFill>
-                    <a:blip r:embed="rId16">
+                    <a:blip r:embed="rId17">
                       <a:extLst>
                         <a:ext uri="{28A0092B-C50C-407E-A947-70E740481C1C}">
                           <a14:useLocalDpi xmlns:a14="http://schemas.microsoft.com/office/drawing/2010/main" val="0"/>
@@ -3684,7 +3689,7 @@
                           </pic:cNvPicPr>
                         </pic:nvPicPr>
                         <pic:blipFill>
-                          <a:blip r:embed="rId17" cstate="print">
+                          <a:blip r:embed="rId18" cstate="print">
                             <a:extLst>
                               <a:ext uri="{28A0092B-C50C-407E-A947-70E740481C1C}">
                                 <a14:useLocalDpi xmlns:a14="http://schemas.microsoft.com/office/drawing/2010/main" val="0"/>
@@ -3714,7 +3719,7 @@
                           </pic:cNvPicPr>
                         </pic:nvPicPr>
                         <pic:blipFill>
-                          <a:blip r:embed="rId18">
+                          <a:blip r:embed="rId19">
                             <a:extLst>
                               <a:ext uri="{28A0092B-C50C-407E-A947-70E740481C1C}">
                                 <a14:useLocalDpi xmlns:a14="http://schemas.microsoft.com/office/drawing/2010/main" val="0"/>
@@ -3743,7 +3748,7 @@
           </mc:Choice>
           <mc:Fallback>
             <w:pict>
-              <v:group w14:anchorId="694C7619" id="Group 8" o:spid="_x0000_s1026" style="position:absolute;margin-left:0;margin-top:63.25pt;width:451.3pt;height:519.55pt;z-index:251676672" coordsize="57315,65981" o:gfxdata="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">
+              <v:group w14:anchorId="1A883E2D" id="Group 8" o:spid="_x0000_s1026" style="position:absolute;margin-left:0;margin-top:63.25pt;width:451.3pt;height:519.55pt;z-index:251676672" coordsize="57315,65981" o:gfxdata="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">
                 <v:shapetype id="_x0000_t75" coordsize="21600,21600" o:spt="75" o:preferrelative="t" path="m@4@5l@4@11@9@11@9@5xe" filled="f" stroked="f">
                   <v:stroke joinstyle="miter"/>
                   <v:formulas>
@@ -3764,10 +3769,10 @@
                   <o:lock v:ext="edit" aspectratio="t"/>
                 </v:shapetype>
                 <v:shape id="Picture 5" o:spid="_x0000_s1027" type="#_x0000_t75" style="position:absolute;left:3339;width:47549;height:31965;visibility:visible;mso-wrap-style:square" o:gfxdata="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">
-                  <v:imagedata r:id="rId19" o:title=""/>
+                  <v:imagedata r:id="rId20" o:title=""/>
                 </v:shape>
                 <v:shape id="Picture 1" o:spid="_x0000_s1028" type="#_x0000_t75" alt="A graph of a graph showing a number of statistical data&#10;&#10;Description automatically generated with medium confidence" style="position:absolute;top:31964;width:57315;height:34017;visibility:visible;mso-wrap-style:square" o:gfxdata="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">
-                  <v:imagedata r:id="rId20" o:title="A graph of a graph showing a number of statistical data&#10;&#10;Description automatically generated with medium confidence"/>
+                  <v:imagedata r:id="rId21" o:title="A graph of a graph showing a number of statistical data&#10;&#10;Description automatically generated with medium confidence"/>
                 </v:shape>
                 <w10:wrap type="topAndBottom"/>
               </v:group>
@@ -3799,11 +3804,7 @@
     </w:p>
     <w:p>
       <w:r>
-        <w:t xml:space="preserve">We employ a Bayesian linear regression model to investigate the relationship between volcanic eruption strength, measured as Mass Eruption Rate (MER), and plume height. The model </w:t>
-      </w:r>
-      <w:r>
-        <w:lastRenderedPageBreak/>
-        <w:t>assumes a linear relationship between the logarithms of MER and plume height, a transformation that often simplifies the association and enhances model accuracy.</w:t>
+        <w:t>We employ a Bayesian linear regression model to investigate the relationship between volcanic eruption strength, measured as Mass Eruption Rate (MER), and plume height. The model assumes a linear relationship between the logarithms of MER and plume height, a transformation that often simplifies the association and enhances model accuracy.</w:t>
       </w:r>
     </w:p>
     <w:p>
@@ -3823,7 +3824,11 @@
     </w:p>
     <w:p>
       <w:r>
-        <w:t xml:space="preserve">The model is also applied to scenarios with plume height observations, such as those reported in Volcanic Ash Advisory (VAA) notifications. In these cases, it can be used inversely to estimate MER based on observed plume height. By leveraging the established relationship between the logarithms of MER and plume height, the posterior distributions of regression parameters enable probabilistic predictions of MER. This approach is particularly valuable for real-time volcanic monitoring and hazard assessment, providing rapid estimates of eruption strength from plume height measurements. </w:t>
+        <w:t xml:space="preserve">The model is also applied to scenarios with plume height observations, such as those reported in Volcanic Ash Advisory (VAA) notifications. In these cases, it can be used inversely to estimate MER based on observed plume height. By leveraging the established relationship between the logarithms of MER and plume height, the posterior distributions of regression parameters enable probabilistic predictions of MER. This approach is particularly valuable for real-time </w:t>
+      </w:r>
+      <w:r>
+        <w:lastRenderedPageBreak/>
+        <w:t xml:space="preserve">volcanic monitoring and hazard assessment, providing rapid estimates of eruption strength from plume height measurements. </w:t>
       </w:r>
     </w:p>
     <w:p/>
@@ -3891,7 +3896,7 @@
                     </pic:cNvPicPr>
                   </pic:nvPicPr>
                   <pic:blipFill>
-                    <a:blip r:embed="rId21" cstate="print">
+                    <a:blip r:embed="rId22" cstate="print">
                       <a:extLst>
                         <a:ext uri="{28A0092B-C50C-407E-A947-70E740481C1C}">
                           <a14:useLocalDpi xmlns:a14="http://schemas.microsoft.com/office/drawing/2010/main" val="0"/>
@@ -3948,7 +3953,7 @@
                     </pic:cNvPicPr>
                   </pic:nvPicPr>
                   <pic:blipFill>
-                    <a:blip r:embed="rId22" cstate="print">
+                    <a:blip r:embed="rId23" cstate="print">
                       <a:extLst>
                         <a:ext uri="{28A0092B-C50C-407E-A947-70E740481C1C}">
                           <a14:useLocalDpi xmlns:a14="http://schemas.microsoft.com/office/drawing/2010/main" val="0"/>
@@ -4262,14 +4267,27 @@
                             <w:r>
                               <w:t xml:space="preserve">Figure </w:t>
                             </w:r>
-                            <w:fldSimple w:instr=" SEQ Figure \* ARABIC ">
-                              <w:r>
-                                <w:rPr>
-                                  <w:noProof/>
-                                </w:rPr>
-                                <w:t>7</w:t>
-                              </w:r>
-                            </w:fldSimple>
+                            <w:r>
+                              <w:fldChar w:fldCharType="begin"/>
+                            </w:r>
+                            <w:r>
+                              <w:instrText xml:space="preserve"> SEQ Figure \* ARABIC </w:instrText>
+                            </w:r>
+                            <w:r>
+                              <w:fldChar w:fldCharType="separate"/>
+                            </w:r>
+                            <w:r>
+                              <w:rPr>
+                                <w:noProof/>
+                              </w:rPr>
+                              <w:t>7</w:t>
+                            </w:r>
+                            <w:r>
+                              <w:rPr>
+                                <w:noProof/>
+                              </w:rPr>
+                              <w:fldChar w:fldCharType="end"/>
+                            </w:r>
                             <w:r>
                               <w:t xml:space="preserve">. </w:t>
                             </w:r>
@@ -4316,14 +4334,27 @@
                       <w:r>
                         <w:t xml:space="preserve">Figure </w:t>
                       </w:r>
-                      <w:fldSimple w:instr=" SEQ Figure \* ARABIC ">
-                        <w:r>
-                          <w:rPr>
-                            <w:noProof/>
-                          </w:rPr>
-                          <w:t>7</w:t>
-                        </w:r>
-                      </w:fldSimple>
+                      <w:r>
+                        <w:fldChar w:fldCharType="begin"/>
+                      </w:r>
+                      <w:r>
+                        <w:instrText xml:space="preserve"> SEQ Figure \* ARABIC </w:instrText>
+                      </w:r>
+                      <w:r>
+                        <w:fldChar w:fldCharType="separate"/>
+                      </w:r>
+                      <w:r>
+                        <w:rPr>
+                          <w:noProof/>
+                        </w:rPr>
+                        <w:t>7</w:t>
+                      </w:r>
+                      <w:r>
+                        <w:rPr>
+                          <w:noProof/>
+                        </w:rPr>
+                        <w:fldChar w:fldCharType="end"/>
+                      </w:r>
                       <w:r>
                         <w:t xml:space="preserve">. </w:t>
                       </w:r>
@@ -4373,7 +4404,7 @@
                     <pic:cNvPicPr/>
                   </pic:nvPicPr>
                   <pic:blipFill>
-                    <a:blip r:embed="rId23">
+                    <a:blip r:embed="rId24">
                       <a:extLst>
                         <a:ext uri="{28A0092B-C50C-407E-A947-70E740481C1C}">
                           <a14:useLocalDpi xmlns:a14="http://schemas.microsoft.com/office/drawing/2010/main" val="0"/>
@@ -5691,7 +5722,6 @@
   <w:style w:type="character" w:default="1" w:styleId="DefaultParagraphFont">
     <w:name w:val="Default Paragraph Font"/>
     <w:uiPriority w:val="1"/>
-    <w:semiHidden/>
     <w:unhideWhenUsed/>
   </w:style>
   <w:style w:type="table" w:default="1" w:styleId="TableNormal">
@@ -6104,6 +6134,29 @@
       <w:szCs w:val="18"/>
       <w:lang w:val="en-GB"/>
       <w14:ligatures w14:val="none"/>
+    </w:rPr>
+  </w:style>
+  <w:style w:type="character" w:styleId="Hyperlink">
+    <w:name w:val="Hyperlink"/>
+    <w:basedOn w:val="DefaultParagraphFont"/>
+    <w:uiPriority w:val="99"/>
+    <w:unhideWhenUsed/>
+    <w:rsid w:val="0035389B"/>
+    <w:rPr>
+      <w:color w:val="467886" w:themeColor="hyperlink"/>
+      <w:u w:val="single"/>
+    </w:rPr>
+  </w:style>
+  <w:style w:type="character" w:styleId="UnresolvedMention">
+    <w:name w:val="Unresolved Mention"/>
+    <w:basedOn w:val="DefaultParagraphFont"/>
+    <w:uiPriority w:val="99"/>
+    <w:semiHidden/>
+    <w:unhideWhenUsed/>
+    <w:rsid w:val="0035389B"/>
+    <w:rPr>
+      <w:color w:val="605E5C"/>
+      <w:shd w:val="clear" w:color="auto" w:fill="E1DFDD"/>
     </w:rPr>
   </w:style>
 </w:styles>
